--- a/docs/PRD_v4_Multi-Model_Comparison_DigitalOcean_AI.docx
+++ b/docs/PRD_v4_Multi-Model_Comparison_DigitalOcean_AI.docx
@@ -998,7 +998,7 @@
           <w:p>
             <w:r>
               <w:rPr/>
-              <w:t>States: pending, running, thinking, success, error, timeout, rate limited, stopped. Total timeout plus a shorter first-token timeout</w:t>
+              <w:t>States: pending, running, thinking, success, error, timeout, rate limited, stopped. Timeouts are stall-based: no first token in 20 s, or no output for 20 s mid-answer; a 120 s hard cap is only a backstop. A timed-out card keeps its partial text</w:t>
             </w:r>
           </w:p>
         </w:tc>
@@ -2605,7 +2605,7 @@
         </w:numPr>
       </w:pPr>
       <w:r>
-        <w:t>Rate limiting: one jittered retry on 429 and 5xx before any output, honouring Retry-After. The docs also list x-ratelimit headers; using them to pre-throttle is a Next item.</w:t>
+        <w:t>Rate limiting: one jittered retry on 429 and 5xx before any output, honouring Retry-After. The docs also list x-ratelimit headers; using them to pre-throttle is a Next item. If a model rejects a parameter (temperature, stream_options, or max_tokens versus max_completion_tokens), the gateway adjusts and retries once per parameter, and the card says what changed.</w:t>
       </w:r>
     </w:p>
     <w:p>
@@ -2691,7 +2691,7 @@
         <w:br/>
         <w:t>data: {"model":"llama-4-maverick","status":"timeout",</w:t>
         <w:br/>
-        <w:t xml:space="preserve">       "error":"Did not finish within 30s","latency_ms":30000}</w:t>
+        <w:t xml:space="preserve">       "error":"Stalled: no output for 20s (partial answer kept)","latency_ms":23100}</w:t>
         <w:br/>
         <w:t/>
         <w:br/>
@@ -2720,17 +2720,17 @@
         <w:br/>
         <w:t xml:space="preserve">    try:</w:t>
         <w:br/>
-        <w:t xml:space="preserve">        async with asyncio.timeout(cfg.timeout_s):       # total deadline</w:t>
+        <w:t xml:space="preserve">        async with asyncio.timeout(cfg.timeout_s):       # hard cap (120 s), a backstop only</w:t>
         <w:br/>
         <w:t xml:space="preserve">            stream = gateway.stream(cfg, prompt, params)</w:t>
         <w:br/>
-        <w:t xml:space="preserve">            first = await asyncio.wait_for(anext(stream), cfg.ft_timeout_s)</w:t>
+        <w:t xml:space="preserve">            wait = cfg.first_token_timeout_s            # then cfg.idle_timeout_s after each chunk</w:t>
         <w:br/>
-        <w:t xml:space="preserve">            await emit(first)</w:t>
-        <w:br/>
-        <w:t xml:space="preserve">            async for chunk in stream:</w:t>
+        <w:t xml:space="preserve">            while chunk := await asyncio.wait_for(anext(stream, None), wait):</w:t>
         <w:br/>
         <w:t xml:space="preserve">                await emit(chunk)</w:t>
+        <w:br/>
+        <w:t xml:space="preserve">                wait = cfg.idle_timeout_s</w:t>
         <w:br/>
         <w:t xml:space="preserve">    except TimeoutError:</w:t>
         <w:br/>
@@ -2761,7 +2761,7 @@
         <w:t>Extensibility.</w:t>
       </w:r>
       <w:r>
-        <w:t xml:space="preserve"> Adding a model means adding a config entry (ID, API type, price row, parameter name, timeouts), not new code. Timeouts are per model: the 30 s default covers the whole response, slower models get 60 s, and a shorter first-token timeout catches stuck calls.</w:t>
+        <w:t xml:space="preserve"> Adding a model means adding a config entry (ID, API type, price row, parameter name, timeouts), not new code. Timeouts are per model and measure silence, not total time: 20 s to the first token, 20 s of quiet mid-answer, and a 120 s hard cap as a backstop. A slow model that keeps streaming is allowed to finish; one that goes quiet keeps its partial text.</w:t>
       </w:r>
     </w:p>
     <w:p>
@@ -2774,7 +2774,7 @@
     </w:p>
     <w:p>
       <w:r>
-        <w:t>The PoC is a runnable repository: FastAPI service, single-page UI, mock adapter, 29 automated tests, Dockerfile, App Platform spec and README.</w:t>
+        <w:t>The PoC is a runnable repository: FastAPI service, single-page UI, mock adapter, 42 automated tests, Dockerfile, Docker Compose file, App Platform spec and README. One container serves both the API and the static UI.</w:t>
       </w:r>
     </w:p>
     <w:p>
@@ -2792,7 +2792,7 @@
         <w:t>Verified:</w:t>
       </w:r>
       <w:r>
-        <w:t xml:space="preserve"> parallelism (total time is the slowest model), partial failure, first-token and total timeouts, cancellation on disconnect, parsing of an OpenAI-style stream including usage, retry on 429, input validation, per-IP and spend limits, and that the key never appears in a response. The UI was driven end to end in a headless browser in demo mode.</w:t>
+        <w:t xml:space="preserve"> parallelism (total time is the slowest model), partial failure, stall, first-token and hard-cap timeouts (including a slow-but-steady stream that must finish), cancellation on disconnect, parsing of an OpenAI-style stream including usage, retry on 429, input validation, per-IP and spend limits, and that the key never appears in a response. The UI was driven end to end in a headless browser in demo mode.</w:t>
       </w:r>
     </w:p>
     <w:p>
@@ -2810,7 +2810,7 @@
         <w:t>Not verified:</w:t>
       </w:r>
       <w:r>
-        <w:t xml:space="preserve"> calls to the real DigitalOcean endpoint (no key in the build environment), and the container build and App Platform deploy. The first step with a key is scripts/smoke_live.py; the PoC runs in demo mode with simulated models when no key is set.</w:t>
+        <w:t xml:space="preserve"> calls to the real DigitalOcean endpoint (the build environment cannot reach it); the live path was exercised end to end against a local fake of the API, and the container build, Compose run and App Platform deploy. The first step with a key is scripts/smoke_live.py; the PoC runs in demo mode with simulated models when no key is set.</w:t>
       </w:r>
     </w:p>
     <w:p>
@@ -2820,7 +2820,7 @@
       <w:r>
         <w:t>python -m venv .venv &amp;&amp; .venv/bin/pip install -r requirements-dev.txt</w:t>
         <w:br/>
-        <w:t>.venv/bin/python -m pytest -q                       # 29 tests, no network</w:t>
+        <w:t>.venv/bin/python -m pytest -q                       # 42 tests, no network</w:t>
         <w:br/>
         <w:t>.venv/bin/uvicorn app.main:app --port 8080          # demo mode, no key</w:t>
         <w:br/>
@@ -3432,7 +3432,7 @@
           <w:p>
             <w:r>
               <w:rPr/>
-              <w:t>Per-model status and timeout; total plus first-token deadline</w:t>
+              <w:t>Per-model status; stall-based timeouts (no first token, no output for 20 s) plus a 120 s hard cap</w:t>
             </w:r>
           </w:p>
         </w:tc>
@@ -3443,7 +3443,7 @@
           <w:p>
             <w:r>
               <w:rPr/>
-              <w:t>Fail the whole request; one timeout</w:t>
+              <w:t>Fail the whole request; one flat total deadline</w:t>
             </w:r>
           </w:p>
         </w:tc>
@@ -3454,7 +3454,7 @@
           <w:p>
             <w:r>
               <w:rPr/>
-              <w:t>Models fail independently; a stuck call is found sooner than a slow one. Partial results still answer the question</w:t>
+              <w:t>Models fail independently; a slow model that keeps streaming finishes, a stuck call is found in 20 s (a first PoC run with a flat 30 s deadline cut off two healthy but slower models). Partial results still answer the question</w:t>
             </w:r>
           </w:p>
         </w:tc>
@@ -3465,7 +3465,7 @@
           <w:p>
             <w:r>
               <w:rPr/>
-              <w:t>More UI state; a fixed deadline can cut off a very long answer (partial text is kept)</w:t>
+              <w:t>More UI state; a very long answer can still hit the hard cap (partial text is kept); an estimated cost is shown for partial answers</w:t>
             </w:r>
           </w:p>
         </w:tc>
@@ -3886,6 +3886,66 @@
             <w:r>
               <w:rPr/>
               <w:t>No history or sharing until there is a privacy decision</w:t>
+            </w:r>
+          </w:p>
+        </w:tc>
+      </w:tr>
+      <w:tr>
+        <w:trPr>
+          <w:cantSplit/>
+        </w:trPr>
+        <w:tc>
+          <w:tcPr>
+            <w:tcW w:type="dxa" w:w="1512"/>
+          </w:tcPr>
+          <w:p>
+            <w:r>
+              <w:rPr/>
+              <w:t>Packaging</w:t>
+            </w:r>
+          </w:p>
+        </w:tc>
+        <w:tc>
+          <w:tcPr>
+            <w:tcW w:type="dxa" w:w="1872"/>
+          </w:tcPr>
+          <w:p>
+            <w:r>
+              <w:rPr/>
+              <w:t>One container serves the API and the static UI</w:t>
+            </w:r>
+          </w:p>
+        </w:tc>
+        <w:tc>
+          <w:tcPr>
+            <w:tcW w:type="dxa" w:w="1584"/>
+          </w:tcPr>
+          <w:p>
+            <w:r>
+              <w:rPr/>
+              <w:t>Separate front-end and back-end containers behind a proxy</w:t>
+            </w:r>
+          </w:p>
+        </w:tc>
+        <w:tc>
+          <w:tcPr>
+            <w:tcW w:type="dxa" w:w="2376"/>
+          </w:tcPr>
+          <w:p>
+            <w:r>
+              <w:rPr/>
+              <w:t>The UI is static files, so a second container would only add a proxy hop and a second deploy</w:t>
+            </w:r>
+          </w:p>
+        </w:tc>
+        <w:tc>
+          <w:tcPr>
+            <w:tcW w:type="dxa" w:w="2016"/>
+          </w:tcPr>
+          <w:p>
+            <w:r>
+              <w:rPr/>
+              <w:t>Cannot scale or cache the UI separately; split when the UI becomes a React build</w:t>
             </w:r>
           </w:p>
         </w:tc>
@@ -4119,7 +4179,7 @@
           <w:p>
             <w:r>
               <w:rPr/>
-              <w:t>Per-model total and first-token timeouts; one jittered retry for 429 and 5xx before any output; a status of timeout, error or rate limited on each card</w:t>
+              <w:t>Per-model stall (first-token and idle) timeouts with a 120 s hard cap; one jittered retry for 429 and 5xx before any output; a status of timeout, error or rate limited on each card</w:t>
             </w:r>
           </w:p>
         </w:tc>
@@ -4254,7 +4314,7 @@
           <w:p>
             <w:r>
               <w:rPr/>
-              <w:t>29 automated tests cover parallelism, partial failure, both timeouts, cancellation, stream parsing, retry, validation, limits and key handling. The mock adapter has configurable delay, failure and hang, and doubles as the offline demo mode</w:t>
+              <w:t>42 automated tests cover parallelism, partial failure, stall and hard-cap timeouts, cancellation, stream parsing, retry, validation, limits and key handling. The mock adapter has configurable delay, failure and hang, and doubles as the offline demo mode</w:t>
             </w:r>
           </w:p>
         </w:tc>
@@ -5527,7 +5587,7 @@
           <w:p>
             <w:r>
               <w:rPr/>
-              <w:t>Per-model timeouts, one retry, per-IP concurrency cap, partial results</w:t>
+              <w:t>Stall-based timeouts, one retry, per-IP concurrency cap, partial results kept</w:t>
             </w:r>
           </w:p>
         </w:tc>
